--- a/kyozai/math2-kimatsu/第1回_宿題.docx
+++ b/kyozai/math2-kimatsu/第1回_宿題.docx
@@ -2372,7 +2372,7 @@
             <w:r>
               <w:drawing>
                 <wp:inline distT="0" distB="0" distL="0" distR="0">
-                  <wp:extent cx="2095500" cy="2095500"/>
+                  <wp:extent cx="2095500" cy="2105025"/>
                   <wp:effectExtent t="0" r="0" b="0" l="0"/>
                   <wp:docPr id="1" name="" descr="" title=""/>
                   <wp:cNvGraphicFramePr>
@@ -2397,7 +2397,7 @@
                         <pic:spPr bwMode="auto">
                           <a:xfrm>
                             <a:off x="0" y="0"/>
-                            <a:ext cx="2095500" cy="2095500"/>
+                            <a:ext cx="2095500" cy="2105025"/>
                           </a:xfrm>
                           <a:prstGeom prst="rect">
                             <a:avLst/>
@@ -2620,7 +2620,7 @@
             <w:r>
               <w:drawing>
                 <wp:inline distT="0" distB="0" distL="0" distR="0">
-                  <wp:extent cx="1619250" cy="1619250"/>
+                  <wp:extent cx="1619250" cy="1628775"/>
                   <wp:effectExtent t="0" r="0" b="0" l="0"/>
                   <wp:docPr id="1" name="" descr="" title=""/>
                   <wp:cNvGraphicFramePr>
@@ -2645,7 +2645,7 @@
                         <pic:spPr bwMode="auto">
                           <a:xfrm>
                             <a:off x="0" y="0"/>
-                            <a:ext cx="1619250" cy="1619250"/>
+                            <a:ext cx="1619250" cy="1628775"/>
                           </a:xfrm>
                           <a:prstGeom prst="rect">
                             <a:avLst/>
@@ -3279,7 +3279,7 @@
             <w:r>
               <w:drawing>
                 <wp:inline distT="0" distB="0" distL="0" distR="0">
-                  <wp:extent cx="2286000" cy="1304925"/>
+                  <wp:extent cx="2286000" cy="1314450"/>
                   <wp:effectExtent t="0" r="0" b="0" l="0"/>
                   <wp:docPr id="1" name="" descr="" title=""/>
                   <wp:cNvGraphicFramePr>
@@ -3304,7 +3304,7 @@
                         <pic:spPr bwMode="auto">
                           <a:xfrm>
                             <a:off x="0" y="0"/>
-                            <a:ext cx="2286000" cy="1304925"/>
+                            <a:ext cx="2286000" cy="1314450"/>
                           </a:xfrm>
                           <a:prstGeom prst="rect">
                             <a:avLst/>
